--- a/book2/Chapter_11_Draft.docx
+++ b/book2/Chapter_11_Draft.docx
@@ -42,7 +42,7 @@
         <w:pStyle w:val="BodyText"/>
       </w:pPr>
       <w:r>
-        <w:t xml:space="preserve">One day, Moses saw an Egyptian beating a Hebrew worker. In anger, Moses struck the Egyptian and killed him. When Pharaoh found out, Moses ran for his life to the land of</w:t>
+        <w:t xml:space="preserve">One day, Moses saw an Egyptian beating a Hebrew worker. Moses rushed in to stop him, but he acted in anger, and the Egyptian lost his life. When Pharaoh heard what had happened, he was furious, so Moses ran away to the land of</w:t>
       </w:r>
       <w:r>
         <w:t xml:space="preserve"> </w:t>
@@ -72,7 +72,7 @@
         <w:t xml:space="preserve">“</w:t>
       </w:r>
       <w:r>
-        <w:t xml:space="preserve">Moses did that?</w:t>
+        <w:t xml:space="preserve">Moses got in that much trouble?</w:t>
       </w:r>
       <w:r>
         <w:t xml:space="preserve">”</w:t>
@@ -95,7 +95,7 @@
         <w:t xml:space="preserve"> </w:t>
       </w:r>
       <w:r>
-        <w:t xml:space="preserve">Grandma said.</w:t>
+        <w:t xml:space="preserve">Grandma said gently.</w:t>
       </w:r>
       <w:r>
         <w:t xml:space="preserve"> </w:t>
@@ -104,7 +104,7 @@
         <w:t xml:space="preserve">“</w:t>
       </w:r>
       <w:r>
-        <w:t xml:space="preserve">Moses wanted justice, but anger isn’t God’s way of bringing it. The Bible tells the truth about its heroes, even their mistakes.</w:t>
+        <w:t xml:space="preserve">Moses wanted to protect his people, but he acted in anger instead of waiting on God. The Bible tells the truth about its heroes, even their mistakes. And God still had a plan for Moses.</w:t>
       </w:r>
       <w:r>
         <w:t xml:space="preserve">”</w:t>
@@ -675,13 +675,25 @@
           <w:bCs/>
           <w:b/>
         </w:rPr>
-        <w:t xml:space="preserve">Moses killing the Egyptian:</w:t>
-      </w:r>
-      <w:r>
-        <w:t xml:space="preserve"> </w:t>
-      </w:r>
-      <w:r>
-        <w:t xml:space="preserve">stated plainly in one sentence (Exodus 2:12), followed by Grandma’s lesson. You may prefer softer wording, or to leave it out. I kept it because it explains why Moses fled to Midian.</w:t>
+        <w:t xml:space="preserve">Why Moses ran (softened at your request):</w:t>
+      </w:r>
+      <w:r>
+        <w:t xml:space="preserve"> </w:t>
+      </w:r>
+      <w:r>
+        <w:t xml:space="preserve">“</w:t>
+      </w:r>
+      <w:r>
+        <w:t xml:space="preserve">he acted in anger, and the Egyptian lost his life.</w:t>
+      </w:r>
+      <w:r>
+        <w:t xml:space="preserve">”</w:t>
+      </w:r>
+      <w:r>
+        <w:t xml:space="preserve"> </w:t>
+      </w:r>
+      <w:r>
+        <w:t xml:space="preserve">That’s still true to Exodus 2:11–15, but less graphic. Grandma says Moses wanted to protect his people but didn’t wait on God, and that God still had a plan for him.</w:t>
       </w:r>
     </w:p>
     <w:p>

--- a/book2/Chapter_11_Draft.docx
+++ b/book2/Chapter_11_Draft.docx
@@ -2,13 +2,13 @@
 <file path=word/document.xml><?xml version="1.0" encoding="utf-8"?>
 <w:document xmlns:w="http://schemas.openxmlformats.org/wordprocessingml/2006/main" xmlns:m="http://schemas.openxmlformats.org/officeDocument/2006/math" xmlns:r="http://schemas.openxmlformats.org/officeDocument/2006/relationships" xmlns:o="urn:schemas-microsoft-com:office:office" xmlns:v="urn:schemas-microsoft-com:vml" xmlns:w10="urn:schemas-microsoft-com:office:word" xmlns:a="http://schemas.openxmlformats.org/drawingml/2006/main" xmlns:pic="http://schemas.openxmlformats.org/drawingml/2006/picture" xmlns:wp="http://schemas.openxmlformats.org/drawingml/2006/wordprocessingDrawing">
   <w:body>
-    <w:bookmarkStart w:id="21" w:name="book-2-chapter-11-draft"/>
+    <w:bookmarkStart w:id="21" w:name="part-2-chapter-11-draft"/>
     <w:p>
       <w:pPr>
         <w:pStyle w:val="Heading1"/>
       </w:pPr>
       <w:r>
-        <w:t xml:space="preserve">Book 2 · Chapter 11 — DRAFT</w:t>
+        <w:t xml:space="preserve">Part 2 · Chapter 11 — DRAFT</w:t>
       </w:r>
     </w:p>
     <w:p>
